--- a/DOC1.docx
+++ b/DOC1.docx
@@ -992,7 +992,15 @@
     </w:p>
     <w:p>
       <w:r>
-        <w:t>首先进行中心归一化：以SpineBase（关节 0）为参考点，将每帧所有关节坐标减去该参考点</w:t>
+        <w:t>首先进行中心归一化：以</w:t>
+      </w:r>
+      <w:proofErr w:type="spellStart"/>
+      <w:r>
+        <w:t>SpineBase</w:t>
+      </w:r>
+      <w:proofErr w:type="spellEnd"/>
+      <w:r>
+        <w:t>（关节 0）为参考点，将每帧所有关节坐标减去该参考点</w:t>
       </w:r>
       <w:r>
         <w:lastRenderedPageBreak/>
@@ -1625,10 +1633,17 @@
         </w:tc>
       </w:tr>
     </w:tbl>
-    <w:p/>
     <w:p>
       <w:r>
-        <w:t>输入分类器前，对特征矩阵使用StandardScaler做Z-score标准化。SVM与AdaBoost进一步使用PCA降维至100–120维，以降低高维特征噪声和冗余相关性带来的影响；随机森林可以直接在标准化后的863维特征上训练。</w:t>
+        <w:t>输入分类器前，对特征矩阵使用</w:t>
+      </w:r>
+      <w:proofErr w:type="spellStart"/>
+      <w:r>
+        <w:t>StandardScaler</w:t>
+      </w:r>
+      <w:proofErr w:type="spellEnd"/>
+      <w:r>
+        <w:t>做Z-score标准化。SVM与AdaBoost进一步使用PCA降维至100–120维，以降低高维特征噪声和冗余相关性带来的影响；随机森林可以直接在标准化后的863维特征上训练。</w:t>
       </w:r>
     </w:p>
     <w:p>
@@ -1890,7 +1905,39 @@
     </w:p>
     <w:p>
       <w:r>
-        <w:t>最终评估脚本中，SVM(RBF)的主要配置为StandardScaler + PCA(n_components=120) + SVC(kernel=rbf, C=10, gamma=scale, probability=True)。线性SVM使用LinearSVC，PCA维度为100，C=0.01。</w:t>
+        <w:t>最终评估脚本中，SVM(RBF)的主要配置为</w:t>
+      </w:r>
+      <w:proofErr w:type="spellStart"/>
+      <w:r>
+        <w:t>StandardScaler</w:t>
+      </w:r>
+      <w:proofErr w:type="spellEnd"/>
+      <w:r>
+        <w:t xml:space="preserve"> + PCA(</w:t>
+      </w:r>
+      <w:proofErr w:type="spellStart"/>
+      <w:r>
+        <w:t>n_components</w:t>
+      </w:r>
+      <w:proofErr w:type="spellEnd"/>
+      <w:r>
+        <w:t>=120) + SVC(kernel=</w:t>
+      </w:r>
+      <w:proofErr w:type="spellStart"/>
+      <w:r>
+        <w:t>rbf</w:t>
+      </w:r>
+      <w:proofErr w:type="spellEnd"/>
+      <w:r>
+        <w:t>, C=10, gamma=scale, probability=True)。线性SVM使用</w:t>
+      </w:r>
+      <w:proofErr w:type="spellStart"/>
+      <w:r>
+        <w:t>LinearSVC</w:t>
+      </w:r>
+      <w:proofErr w:type="spellEnd"/>
+      <w:r>
+        <w:t>，PCA维度为100，C=0.01。</w:t>
       </w:r>
     </w:p>
     <w:p>
@@ -2054,11 +2101,19 @@
               <w:spacing w:line="264" w:lineRule="auto"/>
               <w:jc w:val="left"/>
             </w:pPr>
-            <w:r>
-              <w:rPr>
-                <w:sz w:val="18"/>
-              </w:rPr>
-              <w:t>StandardScaler → PCA → SVC</w:t>
+            <w:proofErr w:type="spellStart"/>
+            <w:r>
+              <w:rPr>
+                <w:sz w:val="18"/>
+              </w:rPr>
+              <w:t>StandardScaler</w:t>
+            </w:r>
+            <w:proofErr w:type="spellEnd"/>
+            <w:r>
+              <w:rPr>
+                <w:sz w:val="18"/>
+              </w:rPr>
+              <w:t xml:space="preserve"> → PCA → SVC</w:t>
             </w:r>
           </w:p>
         </w:tc>
@@ -2113,12 +2168,28 @@
               <w:spacing w:line="264" w:lineRule="auto"/>
               <w:jc w:val="left"/>
             </w:pPr>
-            <w:r>
-              <w:rPr>
-                <w:sz w:val="18"/>
-              </w:rPr>
-              <w:t>StandardScaler → PCA → LinearSVC</w:t>
-            </w:r>
+            <w:proofErr w:type="spellStart"/>
+            <w:r>
+              <w:rPr>
+                <w:sz w:val="18"/>
+              </w:rPr>
+              <w:t>StandardScaler</w:t>
+            </w:r>
+            <w:proofErr w:type="spellEnd"/>
+            <w:r>
+              <w:rPr>
+                <w:sz w:val="18"/>
+              </w:rPr>
+              <w:t xml:space="preserve"> → PCA → </w:t>
+            </w:r>
+            <w:proofErr w:type="spellStart"/>
+            <w:r>
+              <w:rPr>
+                <w:sz w:val="18"/>
+              </w:rPr>
+              <w:t>LinearSVC</w:t>
+            </w:r>
+            <w:proofErr w:type="spellEnd"/>
           </w:p>
         </w:tc>
         <w:tc>
@@ -2135,7 +2206,21 @@
               <w:rPr>
                 <w:sz w:val="18"/>
               </w:rPr>
-              <w:t>PCA=100；C=0.01；dual=False；max_iter=5000。</w:t>
+              <w:t>PCA=100；C=0.01；dual=False；</w:t>
+            </w:r>
+            <w:proofErr w:type="spellStart"/>
+            <w:r>
+              <w:rPr>
+                <w:sz w:val="18"/>
+              </w:rPr>
+              <w:t>max_iter</w:t>
+            </w:r>
+            <w:proofErr w:type="spellEnd"/>
+            <w:r>
+              <w:rPr>
+                <w:sz w:val="18"/>
+              </w:rPr>
+              <w:t>=5000。</w:t>
             </w:r>
           </w:p>
         </w:tc>
@@ -2172,12 +2257,28 @@
               <w:spacing w:line="264" w:lineRule="auto"/>
               <w:jc w:val="left"/>
             </w:pPr>
-            <w:r>
-              <w:rPr>
-                <w:sz w:val="18"/>
-              </w:rPr>
-              <w:t>StandardScaler → RandomForestClassifier</w:t>
-            </w:r>
+            <w:proofErr w:type="spellStart"/>
+            <w:r>
+              <w:rPr>
+                <w:sz w:val="18"/>
+              </w:rPr>
+              <w:t>StandardScaler</w:t>
+            </w:r>
+            <w:proofErr w:type="spellEnd"/>
+            <w:r>
+              <w:rPr>
+                <w:sz w:val="18"/>
+              </w:rPr>
+              <w:t xml:space="preserve"> → </w:t>
+            </w:r>
+            <w:proofErr w:type="spellStart"/>
+            <w:r>
+              <w:rPr>
+                <w:sz w:val="18"/>
+              </w:rPr>
+              <w:t>RandomForestClassifier</w:t>
+            </w:r>
+            <w:proofErr w:type="spellEnd"/>
           </w:p>
         </w:tc>
         <w:tc>
@@ -2190,11 +2291,47 @@
               <w:spacing w:line="264" w:lineRule="auto"/>
               <w:jc w:val="left"/>
             </w:pPr>
-            <w:r>
-              <w:rPr>
-                <w:sz w:val="18"/>
-              </w:rPr>
-              <w:t>n_estimators=100；max_depth=10；min_samples_split=5。</w:t>
+            <w:proofErr w:type="spellStart"/>
+            <w:r>
+              <w:rPr>
+                <w:sz w:val="18"/>
+              </w:rPr>
+              <w:t>n_estimators</w:t>
+            </w:r>
+            <w:proofErr w:type="spellEnd"/>
+            <w:r>
+              <w:rPr>
+                <w:sz w:val="18"/>
+              </w:rPr>
+              <w:t>=100；</w:t>
+            </w:r>
+            <w:proofErr w:type="spellStart"/>
+            <w:r>
+              <w:rPr>
+                <w:sz w:val="18"/>
+              </w:rPr>
+              <w:t>max_depth</w:t>
+            </w:r>
+            <w:proofErr w:type="spellEnd"/>
+            <w:r>
+              <w:rPr>
+                <w:sz w:val="18"/>
+              </w:rPr>
+              <w:t>=10；</w:t>
+            </w:r>
+            <w:proofErr w:type="spellStart"/>
+            <w:r>
+              <w:rPr>
+                <w:sz w:val="18"/>
+              </w:rPr>
+              <w:t>min_samples_split</w:t>
+            </w:r>
+            <w:proofErr w:type="spellEnd"/>
+            <w:r>
+              <w:rPr>
+                <w:sz w:val="18"/>
+              </w:rPr>
+              <w:t>=5。</w:t>
             </w:r>
           </w:p>
         </w:tc>
@@ -2231,12 +2368,28 @@
               <w:spacing w:line="264" w:lineRule="auto"/>
               <w:jc w:val="left"/>
             </w:pPr>
-            <w:r>
-              <w:rPr>
-                <w:sz w:val="18"/>
-              </w:rPr>
-              <w:t>StandardScaler → PCA → AdaBoostClassifier</w:t>
-            </w:r>
+            <w:proofErr w:type="spellStart"/>
+            <w:r>
+              <w:rPr>
+                <w:sz w:val="18"/>
+              </w:rPr>
+              <w:t>StandardScaler</w:t>
+            </w:r>
+            <w:proofErr w:type="spellEnd"/>
+            <w:r>
+              <w:rPr>
+                <w:sz w:val="18"/>
+              </w:rPr>
+              <w:t xml:space="preserve"> → PCA → </w:t>
+            </w:r>
+            <w:proofErr w:type="spellStart"/>
+            <w:r>
+              <w:rPr>
+                <w:sz w:val="18"/>
+              </w:rPr>
+              <w:t>AdaBoostClassifier</w:t>
+            </w:r>
+            <w:proofErr w:type="spellEnd"/>
           </w:p>
         </w:tc>
         <w:tc>
@@ -2253,7 +2406,35 @@
               <w:rPr>
                 <w:sz w:val="18"/>
               </w:rPr>
-              <w:t>基学习器为深度 3 的决策树；n_estimators=300；learning_rate=1.0。</w:t>
+              <w:t>基学习器为深度 3 的决策树；</w:t>
+            </w:r>
+            <w:proofErr w:type="spellStart"/>
+            <w:r>
+              <w:rPr>
+                <w:sz w:val="18"/>
+              </w:rPr>
+              <w:t>n_estimators</w:t>
+            </w:r>
+            <w:proofErr w:type="spellEnd"/>
+            <w:r>
+              <w:rPr>
+                <w:sz w:val="18"/>
+              </w:rPr>
+              <w:t>=300；</w:t>
+            </w:r>
+            <w:proofErr w:type="spellStart"/>
+            <w:r>
+              <w:rPr>
+                <w:sz w:val="18"/>
+              </w:rPr>
+              <w:t>learning_rate</w:t>
+            </w:r>
+            <w:proofErr w:type="spellEnd"/>
+            <w:r>
+              <w:rPr>
+                <w:sz w:val="18"/>
+              </w:rPr>
+              <w:t>=1.0。</w:t>
             </w:r>
           </w:p>
         </w:tc>
@@ -2312,7 +2493,7 @@
         </w:trPr>
         <w:tc>
           <w:tcPr>
-            <w:tcW w:w="2211" w:type="dxa"/>
+            <w:tcW w:w="2208" w:type="dxa"/>
             <w:shd w:val="clear" w:color="auto" w:fill="D9EAF7"/>
             <w:vAlign w:val="center"/>
           </w:tcPr>
@@ -2332,7 +2513,7 @@
         </w:tc>
         <w:tc>
           <w:tcPr>
-            <w:tcW w:w="2211" w:type="dxa"/>
+            <w:tcW w:w="2209" w:type="dxa"/>
             <w:shd w:val="clear" w:color="auto" w:fill="D9EAF7"/>
             <w:vAlign w:val="center"/>
           </w:tcPr>
@@ -2352,7 +2533,7 @@
         </w:tc>
         <w:tc>
           <w:tcPr>
-            <w:tcW w:w="2211" w:type="dxa"/>
+            <w:tcW w:w="2208" w:type="dxa"/>
             <w:shd w:val="clear" w:color="auto" w:fill="D9EAF7"/>
             <w:vAlign w:val="center"/>
           </w:tcPr>
@@ -2372,7 +2553,7 @@
         </w:tc>
         <w:tc>
           <w:tcPr>
-            <w:tcW w:w="2211" w:type="dxa"/>
+            <w:tcW w:w="2209" w:type="dxa"/>
             <w:shd w:val="clear" w:color="auto" w:fill="D9EAF7"/>
             <w:vAlign w:val="center"/>
           </w:tcPr>
@@ -2397,7 +2578,7 @@
         </w:trPr>
         <w:tc>
           <w:tcPr>
-            <w:tcW w:w="2211" w:type="dxa"/>
+            <w:tcW w:w="2208" w:type="dxa"/>
             <w:vAlign w:val="center"/>
           </w:tcPr>
           <w:p>
@@ -2415,7 +2596,7 @@
         </w:tc>
         <w:tc>
           <w:tcPr>
-            <w:tcW w:w="2211" w:type="dxa"/>
+            <w:tcW w:w="2209" w:type="dxa"/>
             <w:vAlign w:val="center"/>
           </w:tcPr>
           <w:p>
@@ -2433,7 +2614,7 @@
         </w:tc>
         <w:tc>
           <w:tcPr>
-            <w:tcW w:w="2211" w:type="dxa"/>
+            <w:tcW w:w="2208" w:type="dxa"/>
             <w:vAlign w:val="center"/>
           </w:tcPr>
           <w:p>
@@ -2451,7 +2632,7 @@
         </w:tc>
         <w:tc>
           <w:tcPr>
-            <w:tcW w:w="2211" w:type="dxa"/>
+            <w:tcW w:w="2209" w:type="dxa"/>
             <w:vAlign w:val="center"/>
           </w:tcPr>
           <w:p>
@@ -2474,7 +2655,7 @@
         </w:trPr>
         <w:tc>
           <w:tcPr>
-            <w:tcW w:w="2211" w:type="dxa"/>
+            <w:tcW w:w="2208" w:type="dxa"/>
             <w:vAlign w:val="center"/>
           </w:tcPr>
           <w:p>
@@ -2492,7 +2673,7 @@
         </w:tc>
         <w:tc>
           <w:tcPr>
-            <w:tcW w:w="2211" w:type="dxa"/>
+            <w:tcW w:w="2209" w:type="dxa"/>
             <w:vAlign w:val="center"/>
           </w:tcPr>
           <w:p>
@@ -2510,25 +2691,39 @@
         </w:tc>
         <w:tc>
           <w:tcPr>
-            <w:tcW w:w="2211" w:type="dxa"/>
-            <w:vAlign w:val="center"/>
-          </w:tcPr>
-          <w:p>
-            <w:pPr>
-              <w:spacing w:line="264" w:lineRule="auto"/>
-              <w:jc w:val="left"/>
-            </w:pPr>
-            <w:r>
-              <w:rPr>
-                <w:sz w:val="18"/>
-              </w:rPr>
-              <w:t>以 SpineBase 为中心做平移归一化</w:t>
-            </w:r>
-          </w:p>
-        </w:tc>
-        <w:tc>
-          <w:tcPr>
-            <w:tcW w:w="2211" w:type="dxa"/>
+            <w:tcW w:w="2208" w:type="dxa"/>
+            <w:vAlign w:val="center"/>
+          </w:tcPr>
+          <w:p>
+            <w:pPr>
+              <w:spacing w:line="264" w:lineRule="auto"/>
+              <w:jc w:val="left"/>
+            </w:pPr>
+            <w:r>
+              <w:rPr>
+                <w:sz w:val="18"/>
+              </w:rPr>
+              <w:t xml:space="preserve">以 </w:t>
+            </w:r>
+            <w:proofErr w:type="spellStart"/>
+            <w:r>
+              <w:rPr>
+                <w:sz w:val="18"/>
+              </w:rPr>
+              <w:t>SpineBase</w:t>
+            </w:r>
+            <w:proofErr w:type="spellEnd"/>
+            <w:r>
+              <w:rPr>
+                <w:sz w:val="18"/>
+              </w:rPr>
+              <w:t xml:space="preserve"> 为中心做平移归一化</w:t>
+            </w:r>
+          </w:p>
+        </w:tc>
+        <w:tc>
+          <w:tcPr>
+            <w:tcW w:w="2209" w:type="dxa"/>
             <w:vAlign w:val="center"/>
           </w:tcPr>
           <w:p>
@@ -2551,7 +2746,7 @@
         </w:trPr>
         <w:tc>
           <w:tcPr>
-            <w:tcW w:w="2211" w:type="dxa"/>
+            <w:tcW w:w="2208" w:type="dxa"/>
             <w:vAlign w:val="center"/>
           </w:tcPr>
           <w:p>
@@ -2569,7 +2764,7 @@
         </w:tc>
         <w:tc>
           <w:tcPr>
-            <w:tcW w:w="2211" w:type="dxa"/>
+            <w:tcW w:w="2209" w:type="dxa"/>
             <w:vAlign w:val="center"/>
           </w:tcPr>
           <w:p>
@@ -2587,7 +2782,7 @@
         </w:tc>
         <w:tc>
           <w:tcPr>
-            <w:tcW w:w="2211" w:type="dxa"/>
+            <w:tcW w:w="2208" w:type="dxa"/>
             <w:vAlign w:val="center"/>
           </w:tcPr>
           <w:p>
@@ -2605,7 +2800,7 @@
         </w:tc>
         <w:tc>
           <w:tcPr>
-            <w:tcW w:w="2211" w:type="dxa"/>
+            <w:tcW w:w="2209" w:type="dxa"/>
             <w:vAlign w:val="center"/>
           </w:tcPr>
           <w:p>
@@ -2628,7 +2823,7 @@
         </w:trPr>
         <w:tc>
           <w:tcPr>
-            <w:tcW w:w="2211" w:type="dxa"/>
+            <w:tcW w:w="2208" w:type="dxa"/>
             <w:vAlign w:val="center"/>
           </w:tcPr>
           <w:p>
@@ -2646,7 +2841,7 @@
         </w:tc>
         <w:tc>
           <w:tcPr>
-            <w:tcW w:w="2211" w:type="dxa"/>
+            <w:tcW w:w="2209" w:type="dxa"/>
             <w:vAlign w:val="center"/>
           </w:tcPr>
           <w:p>
@@ -2664,7 +2859,7 @@
         </w:tc>
         <w:tc>
           <w:tcPr>
-            <w:tcW w:w="2211" w:type="dxa"/>
+            <w:tcW w:w="2208" w:type="dxa"/>
             <w:vAlign w:val="center"/>
           </w:tcPr>
           <w:p>
@@ -2682,7 +2877,7 @@
         </w:tc>
         <w:tc>
           <w:tcPr>
-            <w:tcW w:w="2211" w:type="dxa"/>
+            <w:tcW w:w="2209" w:type="dxa"/>
             <w:vAlign w:val="center"/>
           </w:tcPr>
           <w:p>
@@ -2705,7 +2900,7 @@
         </w:trPr>
         <w:tc>
           <w:tcPr>
-            <w:tcW w:w="2211" w:type="dxa"/>
+            <w:tcW w:w="2208" w:type="dxa"/>
             <w:vAlign w:val="center"/>
           </w:tcPr>
           <w:p>
@@ -2723,7 +2918,7 @@
         </w:tc>
         <w:tc>
           <w:tcPr>
-            <w:tcW w:w="2211" w:type="dxa"/>
+            <w:tcW w:w="2209" w:type="dxa"/>
             <w:vAlign w:val="center"/>
           </w:tcPr>
           <w:p>
@@ -2741,7 +2936,7 @@
         </w:tc>
         <w:tc>
           <w:tcPr>
-            <w:tcW w:w="2211" w:type="dxa"/>
+            <w:tcW w:w="2208" w:type="dxa"/>
             <w:vAlign w:val="center"/>
           </w:tcPr>
           <w:p>
@@ -2759,7 +2954,7 @@
         </w:tc>
         <w:tc>
           <w:tcPr>
-            <w:tcW w:w="2211" w:type="dxa"/>
+            <w:tcW w:w="2209" w:type="dxa"/>
             <w:vAlign w:val="center"/>
           </w:tcPr>
           <w:p>
@@ -2782,7 +2977,7 @@
         </w:trPr>
         <w:tc>
           <w:tcPr>
-            <w:tcW w:w="2211" w:type="dxa"/>
+            <w:tcW w:w="2208" w:type="dxa"/>
             <w:vAlign w:val="center"/>
           </w:tcPr>
           <w:p>
@@ -2800,7 +2995,7 @@
         </w:tc>
         <w:tc>
           <w:tcPr>
-            <w:tcW w:w="2211" w:type="dxa"/>
+            <w:tcW w:w="2209" w:type="dxa"/>
             <w:vAlign w:val="center"/>
           </w:tcPr>
           <w:p>
@@ -2818,7 +3013,7 @@
         </w:tc>
         <w:tc>
           <w:tcPr>
-            <w:tcW w:w="2211" w:type="dxa"/>
+            <w:tcW w:w="2208" w:type="dxa"/>
             <w:vAlign w:val="center"/>
           </w:tcPr>
           <w:p>
@@ -2836,7 +3031,7 @@
         </w:tc>
         <w:tc>
           <w:tcPr>
-            <w:tcW w:w="2211" w:type="dxa"/>
+            <w:tcW w:w="2209" w:type="dxa"/>
             <w:vAlign w:val="center"/>
           </w:tcPr>
           <w:p>
@@ -2854,6 +3049,149 @@
         </w:tc>
       </w:tr>
     </w:tbl>
+    <w:p>
+      <w:r>
+        <w:rPr>
+          <w:rFonts w:ascii="宋体" w:eastAsia="宋体" w:hAnsi="宋体" w:cs="宋体" w:hint="eastAsia"/>
+        </w:rPr>
+        <w:t>需要特别说明的是，数据集本身存在一些错误</w:t>
+      </w:r>
+      <w:r>
+        <w:t>：</w:t>
+      </w:r>
+      <w:r>
+        <w:rPr>
+          <w:rFonts w:ascii="宋体" w:eastAsia="宋体" w:hAnsi="宋体" w:cs="宋体" w:hint="eastAsia"/>
+        </w:rPr>
+        <w:t>倘若直接训练，会发现一个</w:t>
+      </w:r>
+      <w:r>
+        <w:t>eat meal被误判为brush hair。命令和现象如下：</w:t>
+      </w:r>
+    </w:p>
+    <w:tbl>
+      <w:tblPr>
+        <w:tblStyle w:val="TableGrid"/>
+        <w:tblW w:w="0" w:type="auto"/>
+        <w:jc w:val="center"/>
+        <w:tblLook w:val="04A0" w:firstRow="1" w:lastRow="0" w:firstColumn="1" w:lastColumn="0" w:noHBand="0" w:noVBand="1"/>
+      </w:tblPr>
+      <w:tblGrid>
+        <w:gridCol w:w="8834"/>
+      </w:tblGrid>
+      <w:tr>
+        <w:trPr>
+          <w:jc w:val="center"/>
+        </w:trPr>
+        <w:tc>
+          <w:tcPr>
+            <w:tcW w:w="8844" w:type="dxa"/>
+            <w:shd w:val="clear" w:color="auto" w:fill="F2F2F2"/>
+          </w:tcPr>
+          <w:p>
+            <w:r>
+              <w:t xml:space="preserve">$ </w:t>
+            </w:r>
+            <w:proofErr w:type="spellStart"/>
+            <w:r>
+              <w:t>uv</w:t>
+            </w:r>
+            <w:proofErr w:type="spellEnd"/>
+            <w:r>
+              <w:t xml:space="preserve"> run skeletal-predict data/test/S008C003P025R002A002.skeleton</w:t>
+            </w:r>
+            <w:r>
+              <w:br/>
+            </w:r>
+            <w:r>
+              <w:br/>
+              <w:t>Prediction: [3] brush hair</w:t>
+            </w:r>
+            <w:r>
+              <w:br/>
+              <w:t>True label: [1] eat meal</w:t>
+            </w:r>
+            <w:r>
+              <w:br/>
+              <w:t>Top-5 probabilities:</w:t>
+            </w:r>
+            <w:r>
+              <w:br/>
+              <w:t xml:space="preserve">  1. [3] brush hair      0.911 ←</w:t>
+            </w:r>
+            <w:r>
+              <w:br/>
+              <w:t xml:space="preserve">  2. [5] pick up         0.021</w:t>
+            </w:r>
+            <w:r>
+              <w:br/>
+              <w:t xml:space="preserve">  3. [2] brush teeth     0.020</w:t>
+            </w:r>
+            <w:r>
+              <w:br/>
+              <w:t xml:space="preserve">  4. [9] clapping        0.016</w:t>
+            </w:r>
+            <w:r>
+              <w:br/>
+              <w:t xml:space="preserve">  5. [0] drink water     0.009</w:t>
+            </w:r>
+          </w:p>
+        </w:tc>
+      </w:tr>
+    </w:tbl>
+    <w:p>
+      <w:r>
+        <w:t xml:space="preserve">该误判样本本身存在数据异常。文件 S008C003P025R002A002.skeleton 的全部 79 帧中，body 计数均为 0，即采集过程中 Kinect 传感器没有检测到人体。data_loader.py 中的解析函数在 </w:t>
+      </w:r>
+      <w:proofErr w:type="spellStart"/>
+      <w:r>
+        <w:t>num_body</w:t>
+      </w:r>
+      <w:proofErr w:type="spellEnd"/>
+      <w:r>
+        <w:t>=0 时会跳过关节读取，因此得到的 79×25×3 坐标矩阵保持全零；中心化后仍全部</w:t>
+      </w:r>
+      <w:r>
+        <w:lastRenderedPageBreak/>
+        <w:t>为 (0, 0, 0)。因此该案例不能直接用于说明 eat meal 与 brush hair 的正常动作混淆，而应视为异常空骨架样本导致的高置信度误判。</w:t>
+      </w:r>
+      <w:r>
+        <w:rPr>
+          <w:rFonts w:ascii="宋体" w:eastAsia="宋体" w:hAnsi="宋体" w:cs="宋体" w:hint="eastAsia"/>
+        </w:rPr>
+        <w:t>因此在实际训练中，</w:t>
+      </w:r>
+      <w:r>
+        <w:rPr>
+          <w:rFonts w:ascii="宋体" w:eastAsia="宋体" w:hAnsi="宋体" w:cs="宋体" w:hint="eastAsia"/>
+        </w:rPr>
+        <w:t>应该</w:t>
+      </w:r>
+      <w:r>
+        <w:rPr>
+          <w:rFonts w:ascii="宋体" w:eastAsia="宋体" w:hAnsi="宋体" w:cs="宋体" w:hint="eastAsia"/>
+        </w:rPr>
+        <w:t>先扫描数据的合理性，</w:t>
+      </w:r>
+      <w:r>
+        <w:rPr>
+          <w:rFonts w:ascii="宋体" w:eastAsia="宋体" w:hAnsi="宋体" w:cs="宋体" w:hint="eastAsia"/>
+        </w:rPr>
+        <w:t>把</w:t>
+      </w:r>
+      <w:r>
+        <w:rPr>
+          <w:rFonts w:ascii="宋体" w:eastAsia="宋体" w:hAnsi="宋体" w:cs="宋体" w:hint="eastAsia"/>
+        </w:rPr>
+        <w:t>不合理</w:t>
+      </w:r>
+      <w:r>
+        <w:rPr>
+          <w:rFonts w:ascii="宋体" w:eastAsia="宋体" w:hAnsi="宋体" w:cs="宋体" w:hint="eastAsia"/>
+        </w:rPr>
+        <w:t>文件剔除。</w:t>
+      </w:r>
+    </w:p>
     <w:p/>
     <w:p>
       <w:pPr>
@@ -3084,7 +3422,6 @@
               <w:rPr>
                 <w:sz w:val="18"/>
               </w:rPr>
-              <w:lastRenderedPageBreak/>
               <w:t>evaluate.py</w:t>
             </w:r>
           </w:p>
@@ -3177,15 +3514,8 @@
             <w:vAlign w:val="center"/>
           </w:tcPr>
           <w:p>
-            <w:pPr>
-              <w:spacing w:line="264" w:lineRule="auto"/>
-              <w:jc w:val="left"/>
-            </w:pPr>
-            <w:r>
-              <w:rPr>
-                <w:sz w:val="18"/>
-              </w:rPr>
-              <w:t>对单个 .skeleton 文件进行预测，输出真实标签、预测标签、Top-5 概率，并可生成静态图/动画。</w:t>
+            <w:r>
+              <w:t>实现单样本推理与标签可视化，并通过 skeletal-predict 命令行入口调用。</w:t>
             </w:r>
           </w:p>
         </w:tc>
@@ -3209,7 +3539,7 @@
     </w:p>
     <w:p>
       <w:r>
-        <w:t>show_predict.py会在运行时重新加载训练集、提取特征并训练SVM(RBF)模型，然后对指定骨架文件进行预测。脚本会输出预测类别、真实类别和Top-5概率，同时生成静态骨架帧图并打开3D动画窗口。</w:t>
+        <w:t>项目通过命令行入口skeletal-predict完成单样本预测。运行时会加载训练数据、提取特征并训练SVM(RBF)模型，然后对data/test目录中的指定骨架文件进行预测。程序会输出预测类别、真实类别和 Top-5 概率，同时生成静态骨架帧图并打开3D动画窗口。</w:t>
       </w:r>
     </w:p>
     <w:tbl>
@@ -3232,39 +3562,35 @@
             <w:shd w:val="clear" w:color="auto" w:fill="F2F2F2"/>
           </w:tcPr>
           <w:p>
-            <w:pPr>
-              <w:spacing w:after="0" w:line="240" w:lineRule="auto"/>
-            </w:pPr>
-            <w:r>
-              <w:rPr>
-                <w:rFonts w:ascii="Noto Sans Mono CJK SC" w:eastAsia="Noto Sans Mono CJK SC" w:hAnsi="Noto Sans Mono CJK SC"/>
-                <w:sz w:val="16"/>
-              </w:rPr>
-              <w:t>uv run python show_predict.py \n  ../NEU_data/实验数据/test/S010C001P018R001A008.skeleton</w:t>
-            </w:r>
-          </w:p>
-          <w:p>
-            <w:pPr>
-              <w:spacing w:after="0" w:line="240" w:lineRule="auto"/>
-            </w:pPr>
-            <w:r>
-              <w:rPr>
-                <w:rFonts w:ascii="Noto Sans Mono CJK SC" w:eastAsia="Noto Sans Mono CJK SC" w:hAnsi="Noto Sans Mono CJK SC"/>
-                <w:sz w:val="16"/>
-              </w:rPr>
-              <w:t>uv run python show_predict.py \n  ../NEU_data/实验数据/test/S008C003P025R002A002.skeleton</w:t>
-            </w:r>
-          </w:p>
-          <w:p>
-            <w:pPr>
-              <w:spacing w:after="0" w:line="240" w:lineRule="auto"/>
-            </w:pPr>
-            <w:r>
-              <w:rPr>
-                <w:rFonts w:ascii="Noto Sans Mono CJK SC" w:eastAsia="Noto Sans Mono CJK SC" w:hAnsi="Noto Sans Mono CJK SC"/>
-                <w:sz w:val="16"/>
-              </w:rPr>
-              <w:t>uv run python show_predict.py \n  ../NEU_data/实验数据/test/S009C002P016R001A001.skeleton</w:t>
+            <w:proofErr w:type="spellStart"/>
+            <w:r>
+              <w:t>uv</w:t>
+            </w:r>
+            <w:proofErr w:type="spellEnd"/>
+            <w:r>
+              <w:t xml:space="preserve"> run skeletal-predict data/test/S010C001P018R001A008.skeleton</w:t>
+            </w:r>
+            <w:r>
+              <w:br/>
+            </w:r>
+            <w:proofErr w:type="spellStart"/>
+            <w:r>
+              <w:t>uv</w:t>
+            </w:r>
+            <w:proofErr w:type="spellEnd"/>
+            <w:r>
+              <w:t xml:space="preserve"> run skeletal-predict data/test/S008C003P025R002A002.skeleton</w:t>
+            </w:r>
+            <w:r>
+              <w:br/>
+            </w:r>
+            <w:proofErr w:type="spellStart"/>
+            <w:r>
+              <w:t>uv</w:t>
+            </w:r>
+            <w:proofErr w:type="spellEnd"/>
+            <w:r>
+              <w:t xml:space="preserve"> run skeletal-predict data/test/S009C002P016R001A001.skeleton</w:t>
             </w:r>
           </w:p>
         </w:tc>
@@ -3283,6 +3609,7 @@
           <w:b/>
           <w:sz w:val="32"/>
         </w:rPr>
+        <w:lastRenderedPageBreak/>
         <w:t>3. 实验方案</w:t>
       </w:r>
     </w:p>
@@ -3303,12 +3630,44 @@
     </w:p>
     <w:p>
       <w:r>
-        <w:t>实验在固定训练/测试划分上进行。train_ml.py 使用 StratifiedKFold(n_splits=5, shuffle=True, random_state=42) 做分层 5 折交叉验证，并通过 GridSearchCV 搜索主要超参数；evaluate.py 在确定参数后重新训练模型并在独立测试集上报告最终结果。</w:t>
+        <w:t>实验在固定训练/测试划分上进行。train_ml.py使用</w:t>
+      </w:r>
+      <w:proofErr w:type="spellStart"/>
+      <w:r>
+        <w:t>StratifiedKFold</w:t>
+      </w:r>
+      <w:proofErr w:type="spellEnd"/>
+      <w:r>
+        <w:t>(</w:t>
+      </w:r>
+      <w:proofErr w:type="spellStart"/>
+      <w:r>
+        <w:t>n_splits</w:t>
+      </w:r>
+      <w:proofErr w:type="spellEnd"/>
+      <w:r>
+        <w:t xml:space="preserve">=5, shuffle=True, </w:t>
+      </w:r>
+      <w:proofErr w:type="spellStart"/>
+      <w:r>
+        <w:t>random_state</w:t>
+      </w:r>
+      <w:proofErr w:type="spellEnd"/>
+      <w:r>
+        <w:t>=42)做分层5折交叉验证，并通过</w:t>
+      </w:r>
+      <w:proofErr w:type="spellStart"/>
+      <w:r>
+        <w:t>GridSearchCV</w:t>
+      </w:r>
+      <w:proofErr w:type="spellEnd"/>
+      <w:r>
+        <w:t>搜索主要超参数；evaluate.py在确定参数后重新训练模型并在独立测试集上报告最终结果。</w:t>
       </w:r>
     </w:p>
     <w:p>
       <w:r>
-        <w:t>评价指标包括 Accuracy、Precision、Recall 和 F1-score。由于传统机器学习模型不是按 epoch 训练的神经网络，本阶段不绘制训练 loss 曲线，而使用交叉验证准确率、测试集准确率、分类报告和混淆矩阵作为主要验证依据。</w:t>
+        <w:t>评价指标包括Accuracy、Precision、Recall和F1-score。由于传统机器学习模型不是按epoch 训练的神经网络，本阶段不绘制训练loss曲线，而使用交叉验证准确率、测试集准确率、分类报告和混淆矩阵作为主要验证依据。</w:t>
       </w:r>
     </w:p>
     <w:p>
@@ -3520,7 +3879,6 @@
               <w:rPr>
                 <w:sz w:val="18"/>
               </w:rPr>
-              <w:lastRenderedPageBreak/>
               <w:t>F1-score</w:t>
             </w:r>
           </w:p>
@@ -4035,6 +4393,7 @@
         <w:rPr>
           <w:noProof/>
         </w:rPr>
+        <w:lastRenderedPageBreak/>
         <w:drawing>
           <wp:inline distT="0" distB="0" distL="0" distR="0" wp14:anchorId="6D5CBF6E" wp14:editId="1A28DCB1">
             <wp:extent cx="5577840" cy="2788920"/>
@@ -4084,7 +4443,6 @@
         <w:t>图 1  四种传统机器学习模型测试准确率对比</w:t>
       </w:r>
     </w:p>
-    <w:p/>
     <w:p>
       <w:pPr>
         <w:jc w:val="center"/>
@@ -4093,7 +4451,6 @@
         <w:rPr>
           <w:noProof/>
         </w:rPr>
-        <w:lastRenderedPageBreak/>
         <w:drawing>
           <wp:inline distT="0" distB="0" distL="0" distR="0" wp14:anchorId="2CA74459" wp14:editId="27F5E034">
             <wp:extent cx="5852160" cy="4624893"/>
@@ -4159,12 +4516,13 @@
           <w:b/>
           <w:sz w:val="28"/>
         </w:rPr>
+        <w:lastRenderedPageBreak/>
         <w:t>3.3 类别识别与错误模式分析</w:t>
       </w:r>
     </w:p>
     <w:p>
       <w:r>
-        <w:t>以测试集表现最好的 SVM (RBF) 为例，各类别的 precision、recall 和 F1-score 如下。可以看到 throw、stand up、sit down、pick up 等动作识别效果较好，而 drink water、eat meal、brush teeth、brush hair 这组“手—头”交互动作更容易混淆。</w:t>
+        <w:t>以测试集表现最好的SVM (RBF)为例，各类别的precision、recall和F1-score如下。可以看到throw、stand up、sit down、pick up等动作识别效果较好，而drink water、eat meal、brush teeth、brush hair这组“手—头”交互动作更容易混淆。</w:t>
       </w:r>
     </w:p>
     <w:p>
@@ -4176,7 +4534,7 @@
           <w:b/>
           <w:sz w:val="20"/>
         </w:rPr>
-        <w:t>表 8  SVM (RBF) 各类别分类指标</w:t>
+        <w:t>表 8  SVM(RBF)各类别分类指标</w:t>
       </w:r>
     </w:p>
     <w:tbl>
@@ -4757,7 +5115,6 @@
               <w:rPr>
                 <w:sz w:val="18"/>
               </w:rPr>
-              <w:lastRenderedPageBreak/>
               <w:t>throw</w:t>
             </w:r>
           </w:p>
@@ -5049,11 +5406,22 @@
         </w:tc>
       </w:tr>
     </w:tbl>
-    <w:p/>
     <w:p>
+      <w:pPr>
+        <w:rPr>
+          <w:rFonts w:eastAsiaTheme="minorEastAsia"/>
+        </w:rPr>
+      </w:pPr>
       <w:r>
         <w:t>结果说明：大幅度动作具有明显的重心变化、肢体位移和骨骼角度变化，因此模型能够较稳定地捕获判别模式；而喝水、吃饭、刷牙、梳头等动作都表现为手部靠近头部或面部的小幅往复运动，经过统计聚合后时序顺序被压缩，导致类别边界更模糊。</w:t>
       </w:r>
+    </w:p>
+    <w:p>
+      <w:pPr>
+        <w:rPr>
+          <w:rFonts w:eastAsiaTheme="minorEastAsia" w:hint="eastAsia"/>
+        </w:rPr>
+      </w:pPr>
     </w:p>
     <w:p>
       <w:pPr>
@@ -5068,6 +5436,176 @@
           <w:sz w:val="28"/>
         </w:rPr>
         <w:t>3.4 单样本预测案例</w:t>
+      </w:r>
+    </w:p>
+    <w:p>
+      <w:pPr>
+        <w:jc w:val="center"/>
+      </w:pPr>
+      <w:r>
+        <w:rPr>
+          <w:noProof/>
+        </w:rPr>
+        <w:drawing>
+          <wp:inline distT="0" distB="0" distL="0" distR="0" wp14:anchorId="496E6F7C" wp14:editId="00A34A42">
+            <wp:extent cx="2360403" cy="2444338"/>
+            <wp:effectExtent l="0" t="0" r="1905" b="0"/>
+            <wp:docPr id="946656903" name="Picture 2"/>
+            <wp:cNvGraphicFramePr>
+              <a:graphicFrameLocks xmlns:a="http://schemas.openxmlformats.org/drawingml/2006/main" noChangeAspect="1"/>
+            </wp:cNvGraphicFramePr>
+            <a:graphic xmlns:a="http://schemas.openxmlformats.org/drawingml/2006/main">
+              <a:graphicData uri="http://schemas.openxmlformats.org/drawingml/2006/picture">
+                <pic:pic xmlns:pic="http://schemas.openxmlformats.org/drawingml/2006/picture">
+                  <pic:nvPicPr>
+                    <pic:cNvPr id="0" name="Picture 2"/>
+                    <pic:cNvPicPr>
+                      <a:picLocks noChangeAspect="1" noChangeArrowheads="1"/>
+                    </pic:cNvPicPr>
+                  </pic:nvPicPr>
+                  <pic:blipFill rotWithShape="1">
+                    <a:blip r:embed="rId11">
+                      <a:extLst>
+                        <a:ext uri="{28A0092B-C50C-407E-A947-70E740481C1C}">
+                          <a14:useLocalDpi xmlns:a14="http://schemas.microsoft.com/office/drawing/2010/main" val="0"/>
+                        </a:ext>
+                      </a:extLst>
+                    </a:blip>
+                    <a:srcRect l="23508" t="8238" r="21097" b="20138"/>
+                    <a:stretch>
+                      <a:fillRect/>
+                    </a:stretch>
+                  </pic:blipFill>
+                  <pic:spPr bwMode="auto">
+                    <a:xfrm>
+                      <a:off x="0" y="0"/>
+                      <a:ext cx="2368303" cy="2452519"/>
+                    </a:xfrm>
+                    <a:prstGeom prst="rect">
+                      <a:avLst/>
+                    </a:prstGeom>
+                    <a:noFill/>
+                    <a:ln>
+                      <a:noFill/>
+                    </a:ln>
+                    <a:extLst>
+                      <a:ext uri="{53640926-AAD7-44D8-BBD7-CCE9431645EC}">
+                        <a14:shadowObscured xmlns:a14="http://schemas.microsoft.com/office/drawing/2010/main"/>
+                      </a:ext>
+                    </a:extLst>
+                  </pic:spPr>
+                </pic:pic>
+              </a:graphicData>
+            </a:graphic>
+          </wp:inline>
+        </w:drawing>
+      </w:r>
+      <w:r>
+        <w:rPr>
+          <w:noProof/>
+        </w:rPr>
+        <w:drawing>
+          <wp:inline distT="0" distB="0" distL="0" distR="0" wp14:anchorId="0C502573" wp14:editId="603C0446">
+            <wp:extent cx="2643977" cy="2422467"/>
+            <wp:effectExtent l="0" t="0" r="4445" b="0"/>
+            <wp:docPr id="1091116623" name="Picture 3"/>
+            <wp:cNvGraphicFramePr>
+              <a:graphicFrameLocks xmlns:a="http://schemas.openxmlformats.org/drawingml/2006/main" noChangeAspect="1"/>
+            </wp:cNvGraphicFramePr>
+            <a:graphic xmlns:a="http://schemas.openxmlformats.org/drawingml/2006/main">
+              <a:graphicData uri="http://schemas.openxmlformats.org/drawingml/2006/picture">
+                <pic:pic xmlns:pic="http://schemas.openxmlformats.org/drawingml/2006/picture">
+                  <pic:nvPicPr>
+                    <pic:cNvPr id="0" name="Picture 3"/>
+                    <pic:cNvPicPr>
+                      <a:picLocks noChangeAspect="1" noChangeArrowheads="1"/>
+                    </pic:cNvPicPr>
+                  </pic:nvPicPr>
+                  <pic:blipFill rotWithShape="1">
+                    <a:blip r:embed="rId12">
+                      <a:extLst>
+                        <a:ext uri="{28A0092B-C50C-407E-A947-70E740481C1C}">
+                          <a14:useLocalDpi xmlns:a14="http://schemas.microsoft.com/office/drawing/2010/main" val="0"/>
+                        </a:ext>
+                      </a:extLst>
+                    </a:blip>
+                    <a:srcRect l="19570" t="8616" r="16968" b="18785"/>
+                    <a:stretch>
+                      <a:fillRect/>
+                    </a:stretch>
+                  </pic:blipFill>
+                  <pic:spPr bwMode="auto">
+                    <a:xfrm>
+                      <a:off x="0" y="0"/>
+                      <a:ext cx="2647833" cy="2426000"/>
+                    </a:xfrm>
+                    <a:prstGeom prst="rect">
+                      <a:avLst/>
+                    </a:prstGeom>
+                    <a:noFill/>
+                    <a:ln>
+                      <a:noFill/>
+                    </a:ln>
+                    <a:extLst>
+                      <a:ext uri="{53640926-AAD7-44D8-BBD7-CCE9431645EC}">
+                        <a14:shadowObscured xmlns:a14="http://schemas.microsoft.com/office/drawing/2010/main"/>
+                      </a:ext>
+                    </a:extLst>
+                  </pic:spPr>
+                </pic:pic>
+              </a:graphicData>
+            </a:graphic>
+          </wp:inline>
+        </w:drawing>
+      </w:r>
+    </w:p>
+    <w:p>
+      <w:pPr>
+        <w:jc w:val="center"/>
+      </w:pPr>
+      <w:r>
+        <w:rPr>
+          <w:b/>
+          <w:sz w:val="19"/>
+        </w:rPr>
+        <w:t xml:space="preserve">图 </w:t>
+      </w:r>
+      <w:r>
+        <w:rPr>
+          <w:rFonts w:eastAsiaTheme="minorEastAsia" w:hint="eastAsia"/>
+          <w:b/>
+          <w:sz w:val="19"/>
+        </w:rPr>
+        <w:t>3</w:t>
+      </w:r>
+      <w:r>
+        <w:rPr>
+          <w:b/>
+          <w:sz w:val="19"/>
+        </w:rPr>
+        <w:t xml:space="preserve">  机器学习模型</w:t>
+      </w:r>
+      <w:r>
+        <w:rPr>
+          <w:rFonts w:ascii="宋体" w:eastAsia="宋体" w:hAnsi="宋体" w:cs="宋体" w:hint="eastAsia"/>
+          <w:b/>
+          <w:sz w:val="19"/>
+        </w:rPr>
+        <w:t>预测</w:t>
+      </w:r>
+      <w:r>
+        <w:rPr>
+          <w:rFonts w:ascii="宋体" w:eastAsia="宋体" w:hAnsi="宋体" w:cs="宋体" w:hint="eastAsia"/>
+          <w:b/>
+          <w:sz w:val="19"/>
+        </w:rPr>
+        <w:t>范例</w:t>
+      </w:r>
+    </w:p>
+    <w:p>
+      <w:r>
+        <w:lastRenderedPageBreak/>
+        <w:t>正例：sit down 被正确识别。命令如下：</w:t>
       </w:r>
     </w:p>
     <w:tbl>
@@ -5087,28 +5625,67 @@
         <w:tc>
           <w:tcPr>
             <w:tcW w:w="8844" w:type="dxa"/>
-            <w:shd w:val="clear" w:color="auto" w:fill="FFF2CC"/>
-            <w:vAlign w:val="center"/>
-          </w:tcPr>
-          <w:p>
-            <w:pPr>
-              <w:spacing w:before="480" w:after="480" w:line="264" w:lineRule="auto"/>
-              <w:jc w:val="center"/>
-            </w:pPr>
-            <w:r>
-              <w:rPr>
-                <w:sz w:val="20"/>
-              </w:rPr>
-              <w:t>【待补图】show_predict.py 生成的骨架预测展示截图：可插入静态多帧骨架图或 3D 动画截图。</w:t>
+            <w:shd w:val="clear" w:color="auto" w:fill="F2F2F2"/>
+          </w:tcPr>
+          <w:p>
+            <w:r>
+              <w:t xml:space="preserve">$ </w:t>
+            </w:r>
+            <w:proofErr w:type="spellStart"/>
+            <w:r>
+              <w:t>uv</w:t>
+            </w:r>
+            <w:proofErr w:type="spellEnd"/>
+            <w:r>
+              <w:t xml:space="preserve"> run skeletal-predict data/test/S010C001P018R001A008.skeleton</w:t>
+            </w:r>
+            <w:r>
+              <w:br/>
+            </w:r>
+            <w:r>
+              <w:br/>
+              <w:t>Prediction: [7] sit down</w:t>
+            </w:r>
+            <w:r>
+              <w:br/>
+              <w:t>True label: [7] sit down</w:t>
+            </w:r>
+            <w:r>
+              <w:br/>
+              <w:t>Top-5 probabilities:</w:t>
+            </w:r>
+            <w:r>
+              <w:br/>
+              <w:t xml:space="preserve">  1. [7] sit down        0.813 ←</w:t>
+            </w:r>
+            <w:r>
+              <w:br/>
+              <w:t xml:space="preserve">  2. [1] eat meal        0.037</w:t>
+            </w:r>
+            <w:r>
+              <w:br/>
+              <w:t xml:space="preserve">  3. [5] pick up         0.030</w:t>
+            </w:r>
+            <w:r>
+              <w:br/>
+              <w:t xml:space="preserve">  4. [8] stand up        0.028</w:t>
+            </w:r>
+            <w:r>
+              <w:br/>
+              <w:t xml:space="preserve">  5. [4] drop            0.027</w:t>
             </w:r>
           </w:p>
         </w:tc>
       </w:tr>
     </w:tbl>
-    <w:p/>
     <w:p>
       <w:r>
-        <w:t>正例：sit down 被正确识别。命令如下：</w:t>
+        <w:t>该样本以 81.3% 的高置信度正确识别为sit down。该动作从站立到坐下，具有明显的整体重心下降和下肢弯曲模式，手工特征中的关节位移、骨骼角度和全局运动量能够较好描述该类变化。</w:t>
+      </w:r>
+    </w:p>
+    <w:p>
+      <w:r>
+        <w:t>边缘正确样本：drink water 最终被识别正确，但置信度较低。</w:t>
       </w:r>
     </w:p>
     <w:tbl>
@@ -5131,418 +5708,59 @@
             <w:shd w:val="clear" w:color="auto" w:fill="F2F2F2"/>
           </w:tcPr>
           <w:p>
-            <w:pPr>
-              <w:spacing w:after="0" w:line="240" w:lineRule="auto"/>
-            </w:pPr>
-            <w:r>
-              <w:rPr>
-                <w:rFonts w:ascii="Noto Sans Mono CJK SC" w:eastAsia="Noto Sans Mono CJK SC" w:hAnsi="Noto Sans Mono CJK SC"/>
-                <w:sz w:val="16"/>
-              </w:rPr>
-              <w:t>$ uv run python show_predict.py \n  ../NEU_data/实验数据/test/S010C001P018R001A008.skeleton</w:t>
-            </w:r>
-          </w:p>
-          <w:p>
-            <w:pPr>
-              <w:spacing w:after="0" w:line="240" w:lineRule="auto"/>
-            </w:pPr>
-          </w:p>
-          <w:p>
-            <w:pPr>
-              <w:spacing w:after="0" w:line="240" w:lineRule="auto"/>
-            </w:pPr>
-            <w:r>
-              <w:rPr>
-                <w:rFonts w:ascii="Noto Sans Mono CJK SC" w:eastAsia="Noto Sans Mono CJK SC" w:hAnsi="Noto Sans Mono CJK SC"/>
-                <w:sz w:val="16"/>
-              </w:rPr>
-              <w:t>Prediction: [7] sit down</w:t>
-            </w:r>
-          </w:p>
-          <w:p>
-            <w:pPr>
-              <w:spacing w:after="0" w:line="240" w:lineRule="auto"/>
-            </w:pPr>
-            <w:r>
-              <w:rPr>
-                <w:rFonts w:ascii="Noto Sans Mono CJK SC" w:eastAsia="Noto Sans Mono CJK SC" w:hAnsi="Noto Sans Mono CJK SC"/>
-                <w:sz w:val="16"/>
-              </w:rPr>
-              <w:t>True label: [7] sit down</w:t>
-            </w:r>
-          </w:p>
-          <w:p>
-            <w:pPr>
-              <w:spacing w:after="0" w:line="240" w:lineRule="auto"/>
-            </w:pPr>
-            <w:r>
-              <w:rPr>
-                <w:rFonts w:ascii="Noto Sans Mono CJK SC" w:eastAsia="Noto Sans Mono CJK SC" w:hAnsi="Noto Sans Mono CJK SC"/>
-                <w:sz w:val="16"/>
-              </w:rPr>
+            <w:r>
+              <w:t xml:space="preserve">$ </w:t>
+            </w:r>
+            <w:proofErr w:type="spellStart"/>
+            <w:r>
+              <w:t>uv</w:t>
+            </w:r>
+            <w:proofErr w:type="spellEnd"/>
+            <w:r>
+              <w:t xml:space="preserve"> run skeletal-predict data/test/S009C002P016R001A001.skeleton</w:t>
+            </w:r>
+            <w:r>
+              <w:br/>
+            </w:r>
+            <w:r>
+              <w:br/>
+              <w:t>Prediction: [0] drink water</w:t>
+            </w:r>
+            <w:r>
+              <w:br/>
+              <w:t>True label: [0] drink water</w:t>
+            </w:r>
+            <w:r>
+              <w:br/>
               <w:t>Top-5 probabilities:</w:t>
             </w:r>
-          </w:p>
-          <w:p>
-            <w:pPr>
-              <w:spacing w:after="0" w:line="240" w:lineRule="auto"/>
-            </w:pPr>
-            <w:r>
-              <w:rPr>
-                <w:rFonts w:ascii="Noto Sans Mono CJK SC" w:eastAsia="Noto Sans Mono CJK SC" w:hAnsi="Noto Sans Mono CJK SC"/>
-                <w:sz w:val="16"/>
-              </w:rPr>
-              <w:t xml:space="preserve">  1. [7] sit down        0.813 ←</w:t>
-            </w:r>
-          </w:p>
-          <w:p>
-            <w:pPr>
-              <w:spacing w:after="0" w:line="240" w:lineRule="auto"/>
-            </w:pPr>
-            <w:r>
-              <w:rPr>
-                <w:rFonts w:ascii="Noto Sans Mono CJK SC" w:eastAsia="Noto Sans Mono CJK SC" w:hAnsi="Noto Sans Mono CJK SC"/>
-                <w:sz w:val="16"/>
-              </w:rPr>
-              <w:t xml:space="preserve">  2. [1] eat meal        0.037</w:t>
-            </w:r>
-          </w:p>
-          <w:p>
-            <w:pPr>
-              <w:spacing w:after="0" w:line="240" w:lineRule="auto"/>
-            </w:pPr>
-            <w:r>
-              <w:rPr>
-                <w:rFonts w:ascii="Noto Sans Mono CJK SC" w:eastAsia="Noto Sans Mono CJK SC" w:hAnsi="Noto Sans Mono CJK SC"/>
-                <w:sz w:val="16"/>
-              </w:rPr>
-              <w:t xml:space="preserve">  3. [5] pick up         0.030</w:t>
-            </w:r>
-          </w:p>
-          <w:p>
-            <w:pPr>
-              <w:spacing w:after="0" w:line="240" w:lineRule="auto"/>
-            </w:pPr>
-            <w:r>
-              <w:rPr>
-                <w:rFonts w:ascii="Noto Sans Mono CJK SC" w:eastAsia="Noto Sans Mono CJK SC" w:hAnsi="Noto Sans Mono CJK SC"/>
-                <w:sz w:val="16"/>
-              </w:rPr>
-              <w:t xml:space="preserve">  4. [8] stand up        0.028</w:t>
-            </w:r>
-          </w:p>
-          <w:p>
-            <w:pPr>
-              <w:spacing w:after="0" w:line="240" w:lineRule="auto"/>
-            </w:pPr>
-            <w:r>
-              <w:rPr>
-                <w:rFonts w:ascii="Noto Sans Mono CJK SC" w:eastAsia="Noto Sans Mono CJK SC" w:hAnsi="Noto Sans Mono CJK SC"/>
-                <w:sz w:val="16"/>
-              </w:rPr>
-              <w:t xml:space="preserve">  5. [4] drop            0.027</w:t>
+            <w:r>
+              <w:br/>
+              <w:t xml:space="preserve">  1. [0] drink water     0.496 ←</w:t>
+            </w:r>
+            <w:r>
+              <w:br/>
+              <w:t xml:space="preserve">  2. [2] brush teeth     0.311</w:t>
+            </w:r>
+            <w:r>
+              <w:br/>
+              <w:t xml:space="preserve">  3. [1] eat meal        0.068</w:t>
+            </w:r>
+            <w:r>
+              <w:br/>
+              <w:t xml:space="preserve">  4. [6] throw           0.033</w:t>
+            </w:r>
+            <w:r>
+              <w:br/>
+              <w:t xml:space="preserve">  5. [9] clapping        0.027</w:t>
             </w:r>
           </w:p>
         </w:tc>
       </w:tr>
     </w:tbl>
-    <w:p/>
     <w:p>
       <w:r>
-        <w:t>该样本以 81.3% 的高置信度正确识别为 sit down。该动作从站立到坐下，具有明显的整体重心下降和下肢弯曲模式，手工特征中的关节位移、骨骼角度和全局运动量能够较好描述该类变化。</w:t>
-      </w:r>
-    </w:p>
-    <w:p>
-      <w:r>
-        <w:t>反例：eat meal 被误判为 brush hair。命令和现象如下：</w:t>
-      </w:r>
-    </w:p>
-    <w:tbl>
-      <w:tblPr>
-        <w:tblStyle w:val="TableGrid"/>
-        <w:tblW w:w="0" w:type="auto"/>
-        <w:jc w:val="center"/>
-        <w:tblLook w:val="04A0" w:firstRow="1" w:lastRow="0" w:firstColumn="1" w:lastColumn="0" w:noHBand="0" w:noVBand="1"/>
-      </w:tblPr>
-      <w:tblGrid>
-        <w:gridCol w:w="8834"/>
-      </w:tblGrid>
-      <w:tr>
-        <w:trPr>
-          <w:jc w:val="center"/>
-        </w:trPr>
-        <w:tc>
-          <w:tcPr>
-            <w:tcW w:w="8844" w:type="dxa"/>
-            <w:shd w:val="clear" w:color="auto" w:fill="F2F2F2"/>
-          </w:tcPr>
-          <w:p>
-            <w:pPr>
-              <w:spacing w:after="0" w:line="240" w:lineRule="auto"/>
-            </w:pPr>
-            <w:r>
-              <w:rPr>
-                <w:rFonts w:ascii="Noto Sans Mono CJK SC" w:eastAsia="Noto Sans Mono CJK SC" w:hAnsi="Noto Sans Mono CJK SC"/>
-                <w:sz w:val="16"/>
-              </w:rPr>
-              <w:t>$ uv run python show_predict.py \n  ../NEU_data/实验数据/test/S008C003P025R002A002.skeleton</w:t>
-            </w:r>
-          </w:p>
-          <w:p>
-            <w:pPr>
-              <w:spacing w:after="0" w:line="240" w:lineRule="auto"/>
-            </w:pPr>
-          </w:p>
-          <w:p>
-            <w:pPr>
-              <w:spacing w:after="0" w:line="240" w:lineRule="auto"/>
-            </w:pPr>
-            <w:r>
-              <w:rPr>
-                <w:rFonts w:ascii="Noto Sans Mono CJK SC" w:eastAsia="Noto Sans Mono CJK SC" w:hAnsi="Noto Sans Mono CJK SC"/>
-                <w:sz w:val="16"/>
-              </w:rPr>
-              <w:t>Prediction: [3] brush hair</w:t>
-            </w:r>
-          </w:p>
-          <w:p>
-            <w:pPr>
-              <w:spacing w:after="0" w:line="240" w:lineRule="auto"/>
-            </w:pPr>
-            <w:r>
-              <w:rPr>
-                <w:rFonts w:ascii="Noto Sans Mono CJK SC" w:eastAsia="Noto Sans Mono CJK SC" w:hAnsi="Noto Sans Mono CJK SC"/>
-                <w:sz w:val="16"/>
-              </w:rPr>
-              <w:t>True label: [1] eat meal</w:t>
-            </w:r>
-          </w:p>
-          <w:p>
-            <w:pPr>
-              <w:spacing w:after="0" w:line="240" w:lineRule="auto"/>
-            </w:pPr>
-            <w:r>
-              <w:rPr>
-                <w:rFonts w:ascii="Noto Sans Mono CJK SC" w:eastAsia="Noto Sans Mono CJK SC" w:hAnsi="Noto Sans Mono CJK SC"/>
-                <w:sz w:val="16"/>
-              </w:rPr>
-              <w:t>Top-5 probabilities:</w:t>
-            </w:r>
-          </w:p>
-          <w:p>
-            <w:pPr>
-              <w:spacing w:after="0" w:line="240" w:lineRule="auto"/>
-            </w:pPr>
-            <w:r>
-              <w:rPr>
-                <w:rFonts w:ascii="Noto Sans Mono CJK SC" w:eastAsia="Noto Sans Mono CJK SC" w:hAnsi="Noto Sans Mono CJK SC"/>
-                <w:sz w:val="16"/>
-              </w:rPr>
-              <w:t xml:space="preserve">  1. [3] brush hair      0.911 ←</w:t>
-            </w:r>
-          </w:p>
-          <w:p>
-            <w:pPr>
-              <w:spacing w:after="0" w:line="240" w:lineRule="auto"/>
-            </w:pPr>
-            <w:r>
-              <w:rPr>
-                <w:rFonts w:ascii="Noto Sans Mono CJK SC" w:eastAsia="Noto Sans Mono CJK SC" w:hAnsi="Noto Sans Mono CJK SC"/>
-                <w:sz w:val="16"/>
-              </w:rPr>
-              <w:lastRenderedPageBreak/>
-              <w:t xml:space="preserve">  2. [5] pick up         0.021</w:t>
-            </w:r>
-          </w:p>
-          <w:p>
-            <w:pPr>
-              <w:spacing w:after="0" w:line="240" w:lineRule="auto"/>
-            </w:pPr>
-            <w:r>
-              <w:rPr>
-                <w:rFonts w:ascii="Noto Sans Mono CJK SC" w:eastAsia="Noto Sans Mono CJK SC" w:hAnsi="Noto Sans Mono CJK SC"/>
-                <w:sz w:val="16"/>
-              </w:rPr>
-              <w:t xml:space="preserve">  3. [2] brush teeth     0.020</w:t>
-            </w:r>
-          </w:p>
-          <w:p>
-            <w:pPr>
-              <w:spacing w:after="0" w:line="240" w:lineRule="auto"/>
-            </w:pPr>
-            <w:r>
-              <w:rPr>
-                <w:rFonts w:ascii="Noto Sans Mono CJK SC" w:eastAsia="Noto Sans Mono CJK SC" w:hAnsi="Noto Sans Mono CJK SC"/>
-                <w:sz w:val="16"/>
-              </w:rPr>
-              <w:t xml:space="preserve">  4. [9] clapping        0.016</w:t>
-            </w:r>
-          </w:p>
-          <w:p>
-            <w:pPr>
-              <w:spacing w:after="0" w:line="240" w:lineRule="auto"/>
-            </w:pPr>
-            <w:r>
-              <w:rPr>
-                <w:rFonts w:ascii="Noto Sans Mono CJK SC" w:eastAsia="Noto Sans Mono CJK SC" w:hAnsi="Noto Sans Mono CJK SC"/>
-                <w:sz w:val="16"/>
-              </w:rPr>
-              <w:t xml:space="preserve">  5. [0] drink water     0.009</w:t>
-            </w:r>
-          </w:p>
-        </w:tc>
-      </w:tr>
-    </w:tbl>
-    <w:p/>
-    <w:p>
-      <w:r>
-        <w:t>这是较危险的错误模式：模型不仅预测错误，而且置信度很高。原因在于 eat meal 与 brush hair 都包含手部在头部附近的往复运动，经过均值、方差、偏度等统计特征压缩后，关键的先后顺序和运动方向信息被弱化。</w:t>
-      </w:r>
-    </w:p>
-    <w:p>
-      <w:r>
-        <w:t>边缘正确样本：drink water 最终被识别正确，但置信度较低。</w:t>
-      </w:r>
-    </w:p>
-    <w:tbl>
-      <w:tblPr>
-        <w:tblStyle w:val="TableGrid"/>
-        <w:tblW w:w="0" w:type="auto"/>
-        <w:jc w:val="center"/>
-        <w:tblLook w:val="04A0" w:firstRow="1" w:lastRow="0" w:firstColumn="1" w:lastColumn="0" w:noHBand="0" w:noVBand="1"/>
-      </w:tblPr>
-      <w:tblGrid>
-        <w:gridCol w:w="8834"/>
-      </w:tblGrid>
-      <w:tr>
-        <w:trPr>
-          <w:jc w:val="center"/>
-        </w:trPr>
-        <w:tc>
-          <w:tcPr>
-            <w:tcW w:w="8844" w:type="dxa"/>
-            <w:shd w:val="clear" w:color="auto" w:fill="F2F2F2"/>
-          </w:tcPr>
-          <w:p>
-            <w:pPr>
-              <w:spacing w:after="0" w:line="240" w:lineRule="auto"/>
-            </w:pPr>
-            <w:r>
-              <w:rPr>
-                <w:rFonts w:ascii="Noto Sans Mono CJK SC" w:eastAsia="Noto Sans Mono CJK SC" w:hAnsi="Noto Sans Mono CJK SC"/>
-                <w:sz w:val="16"/>
-              </w:rPr>
-              <w:t>$ uv run python show_predict.py \n  ../NEU_data/实验数据/test/S009C002P016R001A001.skeleton</w:t>
-            </w:r>
-          </w:p>
-          <w:p>
-            <w:pPr>
-              <w:spacing w:after="0" w:line="240" w:lineRule="auto"/>
-            </w:pPr>
-          </w:p>
-          <w:p>
-            <w:pPr>
-              <w:spacing w:after="0" w:line="240" w:lineRule="auto"/>
-            </w:pPr>
-            <w:r>
-              <w:rPr>
-                <w:rFonts w:ascii="Noto Sans Mono CJK SC" w:eastAsia="Noto Sans Mono CJK SC" w:hAnsi="Noto Sans Mono CJK SC"/>
-                <w:sz w:val="16"/>
-              </w:rPr>
-              <w:t>Prediction: [0] drink water</w:t>
-            </w:r>
-          </w:p>
-          <w:p>
-            <w:pPr>
-              <w:spacing w:after="0" w:line="240" w:lineRule="auto"/>
-            </w:pPr>
-            <w:r>
-              <w:rPr>
-                <w:rFonts w:ascii="Noto Sans Mono CJK SC" w:eastAsia="Noto Sans Mono CJK SC" w:hAnsi="Noto Sans Mono CJK SC"/>
-                <w:sz w:val="16"/>
-              </w:rPr>
-              <w:t>True label: [0] drink water</w:t>
-            </w:r>
-          </w:p>
-          <w:p>
-            <w:pPr>
-              <w:spacing w:after="0" w:line="240" w:lineRule="auto"/>
-            </w:pPr>
-            <w:r>
-              <w:rPr>
-                <w:rFonts w:ascii="Noto Sans Mono CJK SC" w:eastAsia="Noto Sans Mono CJK SC" w:hAnsi="Noto Sans Mono CJK SC"/>
-                <w:sz w:val="16"/>
-              </w:rPr>
-              <w:t>Top-5 probabilities:</w:t>
-            </w:r>
-          </w:p>
-          <w:p>
-            <w:pPr>
-              <w:spacing w:after="0" w:line="240" w:lineRule="auto"/>
-            </w:pPr>
-            <w:r>
-              <w:rPr>
-                <w:rFonts w:ascii="Noto Sans Mono CJK SC" w:eastAsia="Noto Sans Mono CJK SC" w:hAnsi="Noto Sans Mono CJK SC"/>
-                <w:sz w:val="16"/>
-              </w:rPr>
-              <w:t xml:space="preserve">  1. [0] drink water     0.496 ←</w:t>
-            </w:r>
-          </w:p>
-          <w:p>
-            <w:pPr>
-              <w:spacing w:after="0" w:line="240" w:lineRule="auto"/>
-            </w:pPr>
-            <w:r>
-              <w:rPr>
-                <w:rFonts w:ascii="Noto Sans Mono CJK SC" w:eastAsia="Noto Sans Mono CJK SC" w:hAnsi="Noto Sans Mono CJK SC"/>
-                <w:sz w:val="16"/>
-              </w:rPr>
-              <w:t xml:space="preserve">  2. [2] brush teeth     0.311</w:t>
-            </w:r>
-          </w:p>
-          <w:p>
-            <w:pPr>
-              <w:spacing w:after="0" w:line="240" w:lineRule="auto"/>
-            </w:pPr>
-            <w:r>
-              <w:rPr>
-                <w:rFonts w:ascii="Noto Sans Mono CJK SC" w:eastAsia="Noto Sans Mono CJK SC" w:hAnsi="Noto Sans Mono CJK SC"/>
-                <w:sz w:val="16"/>
-              </w:rPr>
-              <w:t xml:space="preserve">  3. [1] eat meal        0.068</w:t>
-            </w:r>
-          </w:p>
-          <w:p>
-            <w:pPr>
-              <w:spacing w:after="0" w:line="240" w:lineRule="auto"/>
-            </w:pPr>
-            <w:r>
-              <w:rPr>
-                <w:rFonts w:ascii="Noto Sans Mono CJK SC" w:eastAsia="Noto Sans Mono CJK SC" w:hAnsi="Noto Sans Mono CJK SC"/>
-                <w:sz w:val="16"/>
-              </w:rPr>
-              <w:t xml:space="preserve">  4. [6] throw           0.033</w:t>
-            </w:r>
-          </w:p>
-          <w:p>
-            <w:pPr>
-              <w:spacing w:after="0" w:line="240" w:lineRule="auto"/>
-            </w:pPr>
-            <w:r>
-              <w:rPr>
-                <w:rFonts w:ascii="Noto Sans Mono CJK SC" w:eastAsia="Noto Sans Mono CJK SC" w:hAnsi="Noto Sans Mono CJK SC"/>
-                <w:sz w:val="16"/>
-              </w:rPr>
-              <w:t xml:space="preserve">  5. [9] clapping        0.027</w:t>
-            </w:r>
-          </w:p>
-        </w:tc>
-      </w:tr>
-    </w:tbl>
-    <w:p/>
-    <w:p>
-      <w:r>
-        <w:t>该现象进一步说明 drink water、brush teeth 和 eat meal 形成了易混淆子群。后续若继续提高传统机器学习方案性能，可以考虑补充 DTW 距离特征、频域特征或更细粒度的手部轨迹方向特征。</w:t>
+        <w:t>该现象进一步说明drink water、brush teeth和eat meal形成了易混淆子群。从正常有效样本的动作模式看，eat meal与brush hair都可能包含手部在头部附近的往复运动；纯统计特征将时序压缩后，容易弱化运动先后顺序和方向信息。后续若继续提高传统机器学习方案性能，可以考虑在数据读取阶段过滤空骨架或无效帧，并补充DTW距离特征、频域特征或更细粒度的手部轨迹方向特征。</w:t>
       </w:r>
     </w:p>
     <w:p>
@@ -5562,7 +5780,7 @@
     </w:p>
     <w:p>
       <w:r>
-        <w:t>本中期阶段已经完成传统机器学习路线的主体工作：数据解析、骨架中心归一化、863 维手工特征提取、SVM/随机森林/AdaBoost 模型训练与测试集评估，以及模型对比图、混淆矩阵和单样本预测说明。</w:t>
+        <w:t>本中期阶段已经完成传统机器学习路线的主体工作：数据解析、骨架中心归一化、863维手工特征提取、SVM/随机森林/AdaBoost 模型训练与测试集评估，以及模型对比图、混淆矩阵和单样本预测说明。</w:t>
       </w:r>
     </w:p>
     <w:p>
@@ -5571,7 +5789,8 @@
         <w:ind w:left="510" w:hanging="198"/>
       </w:pPr>
       <w:r>
-        <w:t>• SVM (RBF) 取得最高测试准确率 80.33%，说明非线性核函数适合当前骨架统计特征。</w:t>
+        <w:lastRenderedPageBreak/>
+        <w:t>• SVM(RBF)取得最高测试准确率80.33%，说明非线性核函数适合当前骨架统计特征。</w:t>
       </w:r>
     </w:p>
     <w:p>
@@ -5580,7 +5799,7 @@
         <w:ind w:left="510" w:hanging="198"/>
       </w:pPr>
       <w:r>
-        <w:t>• 随机森林表现接近 SVM，准确率 78.67%，训练稳定且不依赖 PCA，是较强的传统机器学习基线。</w:t>
+        <w:t>• 随机森林表现接近SVM，准确率78.67%，训练稳定且不依赖PCA，是较强的传统机器学习基线。</w:t>
       </w:r>
     </w:p>
     <w:p>
@@ -5589,7 +5808,7 @@
         <w:ind w:left="510" w:hanging="198"/>
       </w:pPr>
       <w:r>
-        <w:t>• 线性 SVM 与 AdaBoost 表现相对较弱，说明动作识别问题存在明显非线性，并且高维统计特征中含有噪声。</w:t>
+        <w:t>• 线性SVM与AdaBoost表现相对较弱，说明动作识别问题存在明显非线性，并且高维统计特征中含有噪声。</w:t>
       </w:r>
     </w:p>
     <w:p>
@@ -5603,11 +5822,16 @@
     </w:p>
     <w:p>
       <w:r>
-        <w:t>后续工作一方面可以补充 show_predict.py 运行得到的预测可视化截图；另一方面可在不引入深度学习的前提下改进特征工程，例如加入手部相对头部轨迹、分段统计特征、速度方向直方</w:t>
-      </w:r>
-      <w:r>
-        <w:lastRenderedPageBreak/>
-        <w:t>图、动态时间规整（DTW）距离特征或频域描述子，并进一步进行参数搜索与消融实验。</w:t>
+        <w:t>后续工作一方面可以</w:t>
+      </w:r>
+      <w:r>
+        <w:rPr>
+          <w:rFonts w:ascii="宋体" w:eastAsia="宋体" w:hAnsi="宋体" w:cs="宋体" w:hint="eastAsia"/>
+        </w:rPr>
+        <w:t>美化</w:t>
+      </w:r>
+      <w:r>
+        <w:t>skeletal-predict运行得到的预测可视化截图；另一方面可在不引入深度学习的前提下改进特征工程，例如加入手部相对头部轨迹、分段统计特征、速度方向直方图、动态时间规整（DTW）距离特征或频域描述子，并进一步进行参数搜索与消融实验。</w:t>
       </w:r>
     </w:p>
     <w:p>
@@ -5634,7 +5858,21 @@
         <w:rPr>
           <w:sz w:val="19"/>
         </w:rPr>
-        <w:t>[1] Shahroudy A., Liu J., Ng T. T., Wang G. NTU RGB+D: A Large Scale Dataset for 3D Human Activity Analysis. CVPR, 2016.</w:t>
+        <w:t xml:space="preserve">[1] </w:t>
+      </w:r>
+      <w:proofErr w:type="spellStart"/>
+      <w:r>
+        <w:rPr>
+          <w:sz w:val="19"/>
+        </w:rPr>
+        <w:t>Shahroudy</w:t>
+      </w:r>
+      <w:proofErr w:type="spellEnd"/>
+      <w:r>
+        <w:rPr>
+          <w:sz w:val="19"/>
+        </w:rPr>
+        <w:t xml:space="preserve"> A., Liu J., Ng T. T., Wang G. NTU RGB+D: A Large Scale Dataset for 3D Human Activity Analysis. CVPR, 2016.</w:t>
       </w:r>
     </w:p>
     <w:p>
@@ -5658,7 +5896,21 @@
         <w:rPr>
           <w:sz w:val="19"/>
         </w:rPr>
-        <w:t>[3] Cortes C., Vapnik V. Support-Vector Networks. Machine Learning, 1995.</w:t>
+        <w:t xml:space="preserve">[3] Cortes C., </w:t>
+      </w:r>
+      <w:proofErr w:type="spellStart"/>
+      <w:r>
+        <w:rPr>
+          <w:sz w:val="19"/>
+        </w:rPr>
+        <w:t>Vapnik</w:t>
+      </w:r>
+      <w:proofErr w:type="spellEnd"/>
+      <w:r>
+        <w:rPr>
+          <w:sz w:val="19"/>
+        </w:rPr>
+        <w:t xml:space="preserve"> V. Support-Vector Networks. Machine Learning, 1995.</w:t>
       </w:r>
     </w:p>
     <w:p>
@@ -5670,7 +5922,21 @@
         <w:rPr>
           <w:sz w:val="19"/>
         </w:rPr>
-        <w:t>[4] Breiman L. Random Forests. Machine Learning, 2001.</w:t>
+        <w:t xml:space="preserve">[4] </w:t>
+      </w:r>
+      <w:proofErr w:type="spellStart"/>
+      <w:r>
+        <w:rPr>
+          <w:sz w:val="19"/>
+        </w:rPr>
+        <w:t>Breiman</w:t>
+      </w:r>
+      <w:proofErr w:type="spellEnd"/>
+      <w:r>
+        <w:rPr>
+          <w:sz w:val="19"/>
+        </w:rPr>
+        <w:t xml:space="preserve"> L. Random Forests. Machine Learning, 2001.</w:t>
       </w:r>
     </w:p>
     <w:p>
@@ -5682,11 +5948,25 @@
         <w:rPr>
           <w:sz w:val="19"/>
         </w:rPr>
-        <w:t>[5] Freund Y., Schapire R. E. A Decision-Theoretic Generalization of On-Line Learning and an Application to Boosting. JCSS, 1997.</w:t>
+        <w:t xml:space="preserve">[5] Freund Y., </w:t>
+      </w:r>
+      <w:proofErr w:type="spellStart"/>
+      <w:r>
+        <w:rPr>
+          <w:sz w:val="19"/>
+        </w:rPr>
+        <w:t>Schapire</w:t>
+      </w:r>
+      <w:proofErr w:type="spellEnd"/>
+      <w:r>
+        <w:rPr>
+          <w:sz w:val="19"/>
+        </w:rPr>
+        <w:t xml:space="preserve"> R. E. A Decision-Theoretic Generalization of On-Line Learning and an Application to Boosting. JCSS, 1997.</w:t>
       </w:r>
     </w:p>
     <w:sectPr>
-      <w:footerReference w:type="default" r:id="rId11"/>
+      <w:footerReference w:type="default" r:id="rId13"/>
       <w:pgSz w:w="11906" w:h="16838"/>
       <w:pgMar w:top="1417" w:right="1531" w:bottom="1247" w:left="1531" w:header="851" w:footer="992" w:gutter="0"/>
       <w:pgNumType w:start="1"/>
